--- a/Документ Microsoft Word (2).docx
+++ b/Документ Microsoft Word (2).docx
@@ -25,299 +25,137 @@
         <w:rPr>
           <w:lang w:val="en-US"/>
         </w:rPr>
-        <w:t xml:space="preserve">create table </w:t>
-      </w:r>
-      <w:proofErr w:type="gramStart"/>
-      <w:r>
-        <w:rPr>
-          <w:lang w:val="en-US"/>
-        </w:rPr>
-        <w:t>Roles(</w:t>
-      </w:r>
-      <w:proofErr w:type="gramEnd"/>
-    </w:p>
-    <w:p>
-      <w:pPr>
-        <w:rPr>
-          <w:lang w:val="en-US"/>
-        </w:rPr>
-      </w:pPr>
-      <w:proofErr w:type="spellStart"/>
-      <w:r>
-        <w:rPr>
-          <w:lang w:val="en-US"/>
-        </w:rPr>
-        <w:t>RoleId</w:t>
-      </w:r>
-      <w:proofErr w:type="spellEnd"/>
-      <w:r>
-        <w:rPr>
-          <w:lang w:val="en-US"/>
-        </w:rPr>
-        <w:t xml:space="preserve"> int primary key </w:t>
-      </w:r>
-      <w:proofErr w:type="gramStart"/>
-      <w:r>
-        <w:rPr>
-          <w:lang w:val="en-US"/>
-        </w:rPr>
-        <w:t>identity(</w:t>
-      </w:r>
-      <w:proofErr w:type="gramEnd"/>
-      <w:r>
-        <w:rPr>
-          <w:lang w:val="en-US"/>
-        </w:rPr>
-        <w:t>1,1),</w:t>
-      </w:r>
-    </w:p>
-    <w:p>
-      <w:pPr>
-        <w:rPr>
-          <w:lang w:val="en-US"/>
-        </w:rPr>
-      </w:pPr>
-      <w:proofErr w:type="spellStart"/>
-      <w:r>
-        <w:rPr>
-          <w:lang w:val="en-US"/>
-        </w:rPr>
-        <w:t>RoleName</w:t>
-      </w:r>
-      <w:proofErr w:type="spellEnd"/>
-      <w:r>
-        <w:rPr>
-          <w:lang w:val="en-US"/>
-        </w:rPr>
-        <w:t xml:space="preserve"> </w:t>
-      </w:r>
-      <w:proofErr w:type="gramStart"/>
-      <w:r>
-        <w:rPr>
-          <w:lang w:val="en-US"/>
-        </w:rPr>
-        <w:t>varchar(</w:t>
-      </w:r>
-      <w:proofErr w:type="gramEnd"/>
-      <w:r>
-        <w:rPr>
-          <w:lang w:val="en-US"/>
-        </w:rPr>
-        <w:t>50));</w:t>
-      </w:r>
-    </w:p>
-    <w:p>
-      <w:pPr>
-        <w:rPr>
-          <w:lang w:val="en-US"/>
-        </w:rPr>
-      </w:pPr>
-    </w:p>
-    <w:p>
-      <w:pPr>
-        <w:rPr>
-          <w:lang w:val="en-US"/>
-        </w:rPr>
-      </w:pPr>
-      <w:r>
-        <w:rPr>
-          <w:lang w:val="en-US"/>
-        </w:rPr>
-        <w:t xml:space="preserve">create table </w:t>
-      </w:r>
-      <w:proofErr w:type="gramStart"/>
-      <w:r>
-        <w:rPr>
-          <w:lang w:val="en-US"/>
-        </w:rPr>
-        <w:t>Users(</w:t>
-      </w:r>
-      <w:proofErr w:type="gramEnd"/>
-    </w:p>
-    <w:p>
-      <w:pPr>
-        <w:rPr>
-          <w:lang w:val="en-US"/>
-        </w:rPr>
-      </w:pPr>
-      <w:proofErr w:type="spellStart"/>
-      <w:r>
-        <w:rPr>
-          <w:lang w:val="en-US"/>
-        </w:rPr>
-        <w:t>UserId</w:t>
-      </w:r>
-      <w:proofErr w:type="spellEnd"/>
-      <w:r>
-        <w:rPr>
-          <w:lang w:val="en-US"/>
-        </w:rPr>
-        <w:t xml:space="preserve"> int primary key </w:t>
-      </w:r>
-      <w:proofErr w:type="gramStart"/>
-      <w:r>
-        <w:rPr>
-          <w:lang w:val="en-US"/>
-        </w:rPr>
-        <w:t>identity(</w:t>
-      </w:r>
-      <w:proofErr w:type="gramEnd"/>
-      <w:r>
-        <w:rPr>
-          <w:lang w:val="en-US"/>
-        </w:rPr>
-        <w:t>1,1),</w:t>
-      </w:r>
-    </w:p>
-    <w:p>
-      <w:pPr>
-        <w:rPr>
-          <w:lang w:val="en-US"/>
-        </w:rPr>
-      </w:pPr>
-      <w:proofErr w:type="spellStart"/>
-      <w:r>
-        <w:rPr>
-          <w:lang w:val="en-US"/>
-        </w:rPr>
-        <w:t>RoleId</w:t>
-      </w:r>
-      <w:proofErr w:type="spellEnd"/>
-      <w:r>
-        <w:rPr>
-          <w:lang w:val="en-US"/>
-        </w:rPr>
-        <w:t xml:space="preserve"> int foreign key references </w:t>
-      </w:r>
-      <w:proofErr w:type="gramStart"/>
-      <w:r>
-        <w:rPr>
-          <w:lang w:val="en-US"/>
-        </w:rPr>
-        <w:t>Roles(</w:t>
-      </w:r>
-      <w:proofErr w:type="spellStart"/>
-      <w:proofErr w:type="gramEnd"/>
-      <w:r>
-        <w:rPr>
-          <w:lang w:val="en-US"/>
-        </w:rPr>
-        <w:t>RoleId</w:t>
-      </w:r>
-      <w:proofErr w:type="spellEnd"/>
-      <w:r>
-        <w:rPr>
-          <w:lang w:val="en-US"/>
-        </w:rPr>
-        <w:t>),</w:t>
-      </w:r>
-    </w:p>
-    <w:p>
-      <w:pPr>
-        <w:rPr>
-          <w:lang w:val="en-US"/>
-        </w:rPr>
-      </w:pPr>
-      <w:r>
-        <w:rPr>
-          <w:lang w:val="en-US"/>
-        </w:rPr>
-        <w:t xml:space="preserve">FirstName </w:t>
-      </w:r>
-      <w:proofErr w:type="gramStart"/>
-      <w:r>
-        <w:rPr>
-          <w:lang w:val="en-US"/>
-        </w:rPr>
-        <w:t>varchar(</w:t>
-      </w:r>
-      <w:proofErr w:type="gramEnd"/>
-      <w:r>
-        <w:rPr>
-          <w:lang w:val="en-US"/>
-        </w:rPr>
-        <w:t>50),</w:t>
-      </w:r>
-    </w:p>
-    <w:p>
-      <w:pPr>
-        <w:rPr>
-          <w:lang w:val="en-US"/>
-        </w:rPr>
-      </w:pPr>
-      <w:r>
-        <w:rPr>
-          <w:lang w:val="en-US"/>
-        </w:rPr>
-        <w:t xml:space="preserve">SecondName </w:t>
-      </w:r>
-      <w:proofErr w:type="gramStart"/>
-      <w:r>
-        <w:rPr>
-          <w:lang w:val="en-US"/>
-        </w:rPr>
-        <w:t>varchar(</w:t>
-      </w:r>
-      <w:proofErr w:type="gramEnd"/>
-      <w:r>
-        <w:rPr>
-          <w:lang w:val="en-US"/>
-        </w:rPr>
-        <w:t>50),</w:t>
-      </w:r>
-    </w:p>
-    <w:p>
-      <w:pPr>
-        <w:rPr>
-          <w:lang w:val="en-US"/>
-        </w:rPr>
-      </w:pPr>
-      <w:r>
-        <w:rPr>
-          <w:lang w:val="en-US"/>
-        </w:rPr>
-        <w:t xml:space="preserve">LastName </w:t>
-      </w:r>
-      <w:proofErr w:type="gramStart"/>
-      <w:r>
-        <w:rPr>
-          <w:lang w:val="en-US"/>
-        </w:rPr>
-        <w:t>varchar(</w:t>
-      </w:r>
-      <w:proofErr w:type="gramEnd"/>
-      <w:r>
-        <w:rPr>
-          <w:lang w:val="en-US"/>
-        </w:rPr>
-        <w:t>50),</w:t>
-      </w:r>
-    </w:p>
-    <w:p>
-      <w:pPr>
-        <w:rPr>
-          <w:lang w:val="en-US"/>
-        </w:rPr>
-      </w:pPr>
-      <w:r>
-        <w:rPr>
-          <w:lang w:val="en-US"/>
-        </w:rPr>
-        <w:t xml:space="preserve">Login </w:t>
-      </w:r>
-      <w:proofErr w:type="gramStart"/>
-      <w:r>
-        <w:rPr>
-          <w:lang w:val="en-US"/>
-        </w:rPr>
-        <w:t>varchar(</w:t>
-      </w:r>
-      <w:proofErr w:type="gramEnd"/>
-      <w:r>
-        <w:rPr>
-          <w:lang w:val="en-US"/>
-        </w:rPr>
-        <w:t>50),</w:t>
+        <w:t>create table Roles(</w:t>
+      </w:r>
+    </w:p>
+    <w:p>
+      <w:pPr>
+        <w:rPr>
+          <w:lang w:val="en-US"/>
+        </w:rPr>
+      </w:pPr>
+      <w:r>
+        <w:rPr>
+          <w:lang w:val="en-US"/>
+        </w:rPr>
+        <w:t>RoleId int primary key identity(1,1),</w:t>
+      </w:r>
+    </w:p>
+    <w:p>
+      <w:pPr>
+        <w:rPr>
+          <w:lang w:val="en-US"/>
+        </w:rPr>
+      </w:pPr>
+      <w:r>
+        <w:rPr>
+          <w:lang w:val="en-US"/>
+        </w:rPr>
+        <w:t>RoleName varchar(50));</w:t>
+      </w:r>
+      <w:r>
+        <w:rPr>
+          <w:lang w:val="en-US"/>
+        </w:rPr>
+        <w:t xml:space="preserve">       fggfgfgfgfgfgg</w:t>
+      </w:r>
+    </w:p>
+    <w:p>
+      <w:pPr>
+        <w:rPr>
+          <w:lang w:val="en-US"/>
+        </w:rPr>
+      </w:pPr>
+    </w:p>
+    <w:p>
+      <w:pPr>
+        <w:rPr>
+          <w:lang w:val="en-US"/>
+        </w:rPr>
+      </w:pPr>
+      <w:r>
+        <w:rPr>
+          <w:lang w:val="en-US"/>
+        </w:rPr>
+        <w:t>create table Users(</w:t>
+      </w:r>
+    </w:p>
+    <w:p>
+      <w:pPr>
+        <w:rPr>
+          <w:lang w:val="en-US"/>
+        </w:rPr>
+      </w:pPr>
+      <w:r>
+        <w:rPr>
+          <w:lang w:val="en-US"/>
+        </w:rPr>
+        <w:t>UserId int primary key identity(1,1),</w:t>
+      </w:r>
+    </w:p>
+    <w:p>
+      <w:pPr>
+        <w:rPr>
+          <w:lang w:val="en-US"/>
+        </w:rPr>
+      </w:pPr>
+      <w:r>
+        <w:rPr>
+          <w:lang w:val="en-US"/>
+        </w:rPr>
+        <w:t>RoleId int foreign key references Roles(RoleId),</w:t>
+      </w:r>
+    </w:p>
+    <w:p>
+      <w:pPr>
+        <w:rPr>
+          <w:lang w:val="en-US"/>
+        </w:rPr>
+      </w:pPr>
+      <w:r>
+        <w:rPr>
+          <w:lang w:val="en-US"/>
+        </w:rPr>
+        <w:t>FirstName varchar(50),</w:t>
+      </w:r>
+    </w:p>
+    <w:p>
+      <w:pPr>
+        <w:rPr>
+          <w:lang w:val="en-US"/>
+        </w:rPr>
+      </w:pPr>
+      <w:r>
+        <w:rPr>
+          <w:lang w:val="en-US"/>
+        </w:rPr>
+        <w:t>SecondName varchar(50),</w:t>
+      </w:r>
+    </w:p>
+    <w:p>
+      <w:pPr>
+        <w:rPr>
+          <w:lang w:val="en-US"/>
+        </w:rPr>
+      </w:pPr>
+      <w:r>
+        <w:rPr>
+          <w:lang w:val="en-US"/>
+        </w:rPr>
+        <w:t>LastName varchar(50),</w:t>
+      </w:r>
+    </w:p>
+    <w:p>
+      <w:pPr>
+        <w:rPr>
+          <w:lang w:val="en-US"/>
+        </w:rPr>
+      </w:pPr>
+      <w:r>
+        <w:rPr>
+          <w:lang w:val="en-US"/>
+        </w:rPr>
+        <w:t>Login varchar(50),</w:t>
       </w:r>
     </w:p>
     <w:p>
@@ -350,262 +188,146 @@
         <w:rPr>
           <w:lang w:val="en-US"/>
         </w:rPr>
-        <w:t xml:space="preserve">create table </w:t>
-      </w:r>
-      <w:proofErr w:type="gramStart"/>
-      <w:r>
-        <w:rPr>
-          <w:lang w:val="en-US"/>
-        </w:rPr>
-        <w:t>PVZ(</w:t>
-      </w:r>
-      <w:proofErr w:type="gramEnd"/>
-    </w:p>
-    <w:p>
-      <w:pPr>
-        <w:rPr>
-          <w:lang w:val="en-US"/>
-        </w:rPr>
-      </w:pPr>
-      <w:r>
-        <w:rPr>
-          <w:lang w:val="en-US"/>
-        </w:rPr>
-        <w:t xml:space="preserve">PVZId int primary key </w:t>
-      </w:r>
-      <w:proofErr w:type="gramStart"/>
-      <w:r>
-        <w:rPr>
-          <w:lang w:val="en-US"/>
-        </w:rPr>
-        <w:t>identity(</w:t>
-      </w:r>
-      <w:proofErr w:type="gramEnd"/>
-      <w:r>
-        <w:rPr>
-          <w:lang w:val="en-US"/>
-        </w:rPr>
-        <w:t>1,1),</w:t>
-      </w:r>
-    </w:p>
-    <w:p>
-      <w:pPr>
-        <w:rPr>
-          <w:lang w:val="en-US"/>
-        </w:rPr>
-      </w:pPr>
-      <w:r>
-        <w:rPr>
-          <w:lang w:val="en-US"/>
-        </w:rPr>
-        <w:t xml:space="preserve">PVZName </w:t>
-      </w:r>
-      <w:proofErr w:type="gramStart"/>
-      <w:r>
-        <w:rPr>
-          <w:lang w:val="en-US"/>
-        </w:rPr>
-        <w:t>varchar(</w:t>
-      </w:r>
-      <w:proofErr w:type="gramEnd"/>
-      <w:r>
-        <w:rPr>
-          <w:lang w:val="en-US"/>
-        </w:rPr>
-        <w:t>100));</w:t>
-      </w:r>
-    </w:p>
-    <w:p>
-      <w:pPr>
-        <w:rPr>
-          <w:lang w:val="en-US"/>
-        </w:rPr>
-      </w:pPr>
-    </w:p>
-    <w:p>
-      <w:pPr>
-        <w:rPr>
-          <w:lang w:val="en-US"/>
-        </w:rPr>
-      </w:pPr>
-      <w:r>
-        <w:rPr>
-          <w:lang w:val="en-US"/>
-        </w:rPr>
-        <w:t xml:space="preserve">create table </w:t>
-      </w:r>
-      <w:proofErr w:type="gramStart"/>
-      <w:r>
-        <w:rPr>
-          <w:lang w:val="en-US"/>
-        </w:rPr>
-        <w:t>ProductName(</w:t>
-      </w:r>
-      <w:proofErr w:type="gramEnd"/>
-    </w:p>
-    <w:p>
-      <w:pPr>
-        <w:rPr>
-          <w:lang w:val="en-US"/>
-        </w:rPr>
-      </w:pPr>
-      <w:r>
-        <w:rPr>
-          <w:lang w:val="en-US"/>
-        </w:rPr>
-        <w:t xml:space="preserve">ProductNameId int primary key </w:t>
-      </w:r>
-      <w:proofErr w:type="gramStart"/>
-      <w:r>
-        <w:rPr>
-          <w:lang w:val="en-US"/>
-        </w:rPr>
-        <w:t>identity(</w:t>
-      </w:r>
-      <w:proofErr w:type="gramEnd"/>
-      <w:r>
-        <w:rPr>
-          <w:lang w:val="en-US"/>
-        </w:rPr>
-        <w:t>1,1),</w:t>
-      </w:r>
-    </w:p>
-    <w:p>
-      <w:pPr>
-        <w:rPr>
-          <w:lang w:val="en-US"/>
-        </w:rPr>
-      </w:pPr>
-      <w:r>
-        <w:rPr>
-          <w:lang w:val="en-US"/>
-        </w:rPr>
-        <w:t xml:space="preserve">ProductType </w:t>
-      </w:r>
-      <w:proofErr w:type="gramStart"/>
-      <w:r>
-        <w:rPr>
-          <w:lang w:val="en-US"/>
-        </w:rPr>
-        <w:t>varchar(</w:t>
-      </w:r>
-      <w:proofErr w:type="gramEnd"/>
-      <w:r>
-        <w:rPr>
-          <w:lang w:val="en-US"/>
-        </w:rPr>
-        <w:t>50));</w:t>
-      </w:r>
-    </w:p>
-    <w:p>
-      <w:pPr>
-        <w:rPr>
-          <w:lang w:val="en-US"/>
-        </w:rPr>
-      </w:pPr>
-    </w:p>
-    <w:p>
-      <w:pPr>
-        <w:rPr>
-          <w:lang w:val="en-US"/>
-        </w:rPr>
-      </w:pPr>
-      <w:r>
-        <w:rPr>
-          <w:lang w:val="en-US"/>
-        </w:rPr>
-        <w:t xml:space="preserve">create table </w:t>
-      </w:r>
-      <w:proofErr w:type="gramStart"/>
-      <w:r>
-        <w:rPr>
-          <w:lang w:val="en-US"/>
-        </w:rPr>
-        <w:t>Unit(</w:t>
-      </w:r>
-      <w:proofErr w:type="gramEnd"/>
-    </w:p>
-    <w:p>
-      <w:pPr>
-        <w:rPr>
-          <w:lang w:val="en-US"/>
-        </w:rPr>
-      </w:pPr>
-      <w:r>
-        <w:rPr>
-          <w:lang w:val="en-US"/>
-        </w:rPr>
-        <w:t xml:space="preserve">UnitId int primary key </w:t>
-      </w:r>
-      <w:proofErr w:type="gramStart"/>
-      <w:r>
-        <w:rPr>
-          <w:lang w:val="en-US"/>
-        </w:rPr>
-        <w:t>identity(</w:t>
-      </w:r>
-      <w:proofErr w:type="gramEnd"/>
-      <w:r>
-        <w:rPr>
-          <w:lang w:val="en-US"/>
-        </w:rPr>
-        <w:t>1,1),</w:t>
-      </w:r>
-    </w:p>
-    <w:p>
-      <w:pPr>
-        <w:rPr>
-          <w:lang w:val="en-US"/>
-        </w:rPr>
-      </w:pPr>
-      <w:r>
-        <w:rPr>
-          <w:lang w:val="en-US"/>
-        </w:rPr>
-        <w:t xml:space="preserve">UnitName </w:t>
-      </w:r>
-      <w:proofErr w:type="gramStart"/>
-      <w:r>
-        <w:rPr>
-          <w:lang w:val="en-US"/>
-        </w:rPr>
-        <w:t>varchar(</w:t>
-      </w:r>
-      <w:proofErr w:type="gramEnd"/>
-      <w:r>
-        <w:rPr>
-          <w:lang w:val="en-US"/>
-        </w:rPr>
-        <w:t>50));</w:t>
-      </w:r>
-    </w:p>
-    <w:p>
-      <w:pPr>
-        <w:rPr>
-          <w:lang w:val="en-US"/>
-        </w:rPr>
-      </w:pPr>
-    </w:p>
-    <w:p>
-      <w:pPr>
-        <w:rPr>
-          <w:lang w:val="en-US"/>
-        </w:rPr>
-      </w:pPr>
-      <w:r>
-        <w:rPr>
-          <w:lang w:val="en-US"/>
-        </w:rPr>
-        <w:t xml:space="preserve">create table </w:t>
-      </w:r>
-      <w:proofErr w:type="gramStart"/>
-      <w:r>
-        <w:rPr>
-          <w:lang w:val="en-US"/>
-        </w:rPr>
-        <w:t>Importer(</w:t>
-      </w:r>
-      <w:proofErr w:type="gramEnd"/>
+        <w:t>create table PVZ(</w:t>
+      </w:r>
+    </w:p>
+    <w:p>
+      <w:pPr>
+        <w:rPr>
+          <w:lang w:val="en-US"/>
+        </w:rPr>
+      </w:pPr>
+      <w:r>
+        <w:rPr>
+          <w:lang w:val="en-US"/>
+        </w:rPr>
+        <w:t>PVZId int primary key identity(1,1),</w:t>
+      </w:r>
+    </w:p>
+    <w:p>
+      <w:pPr>
+        <w:rPr>
+          <w:lang w:val="en-US"/>
+        </w:rPr>
+      </w:pPr>
+      <w:r>
+        <w:rPr>
+          <w:lang w:val="en-US"/>
+        </w:rPr>
+        <w:t>PVZName varchar(100));</w:t>
+      </w:r>
+    </w:p>
+    <w:p>
+      <w:pPr>
+        <w:rPr>
+          <w:lang w:val="en-US"/>
+        </w:rPr>
+      </w:pPr>
+    </w:p>
+    <w:p>
+      <w:pPr>
+        <w:rPr>
+          <w:lang w:val="en-US"/>
+        </w:rPr>
+      </w:pPr>
+      <w:r>
+        <w:rPr>
+          <w:lang w:val="en-US"/>
+        </w:rPr>
+        <w:t>create table ProductName(</w:t>
+      </w:r>
+    </w:p>
+    <w:p>
+      <w:pPr>
+        <w:rPr>
+          <w:lang w:val="en-US"/>
+        </w:rPr>
+      </w:pPr>
+      <w:r>
+        <w:rPr>
+          <w:lang w:val="en-US"/>
+        </w:rPr>
+        <w:t>ProductNameId int primary key identity(1,1),</w:t>
+      </w:r>
+    </w:p>
+    <w:p>
+      <w:pPr>
+        <w:rPr>
+          <w:lang w:val="en-US"/>
+        </w:rPr>
+      </w:pPr>
+      <w:r>
+        <w:rPr>
+          <w:lang w:val="en-US"/>
+        </w:rPr>
+        <w:t>ProductType varchar(50));</w:t>
+      </w:r>
+    </w:p>
+    <w:p>
+      <w:pPr>
+        <w:rPr>
+          <w:lang w:val="en-US"/>
+        </w:rPr>
+      </w:pPr>
+    </w:p>
+    <w:p>
+      <w:pPr>
+        <w:rPr>
+          <w:lang w:val="en-US"/>
+        </w:rPr>
+      </w:pPr>
+      <w:r>
+        <w:rPr>
+          <w:lang w:val="en-US"/>
+        </w:rPr>
+        <w:t>create table Unit(</w:t>
+      </w:r>
+    </w:p>
+    <w:p>
+      <w:pPr>
+        <w:rPr>
+          <w:lang w:val="en-US"/>
+        </w:rPr>
+      </w:pPr>
+      <w:r>
+        <w:rPr>
+          <w:lang w:val="en-US"/>
+        </w:rPr>
+        <w:t>UnitId int primary key identity(1,1),</w:t>
+      </w:r>
+    </w:p>
+    <w:p>
+      <w:pPr>
+        <w:rPr>
+          <w:lang w:val="en-US"/>
+        </w:rPr>
+      </w:pPr>
+      <w:r>
+        <w:rPr>
+          <w:lang w:val="en-US"/>
+        </w:rPr>
+        <w:t>UnitName varchar(50));</w:t>
+      </w:r>
+    </w:p>
+    <w:p>
+      <w:pPr>
+        <w:rPr>
+          <w:lang w:val="en-US"/>
+        </w:rPr>
+      </w:pPr>
+    </w:p>
+    <w:p>
+      <w:pPr>
+        <w:rPr>
+          <w:lang w:val="en-US"/>
+        </w:rPr>
+      </w:pPr>
+      <w:r>
+        <w:rPr>
+          <w:lang w:val="en-US"/>
+        </w:rPr>
+        <w:t>create table Importer(</w:t>
+      </w:r>
     </w:p>
     <w:p>
       <w:pPr>
@@ -618,429 +340,223 @@
           <w:lang w:val="en-US"/>
         </w:rPr>
         <w:lastRenderedPageBreak/>
-        <w:t xml:space="preserve">ImporterId int primary key </w:t>
-      </w:r>
-      <w:proofErr w:type="gramStart"/>
-      <w:r>
-        <w:rPr>
-          <w:lang w:val="en-US"/>
-        </w:rPr>
-        <w:t>identity(</w:t>
-      </w:r>
-      <w:proofErr w:type="gramEnd"/>
-      <w:r>
-        <w:rPr>
-          <w:lang w:val="en-US"/>
-        </w:rPr>
-        <w:t>1,1),</w:t>
-      </w:r>
-    </w:p>
-    <w:p>
-      <w:pPr>
-        <w:rPr>
-          <w:lang w:val="en-US"/>
-        </w:rPr>
-      </w:pPr>
-      <w:r>
-        <w:rPr>
-          <w:lang w:val="en-US"/>
-        </w:rPr>
-        <w:t xml:space="preserve">ImporterName </w:t>
-      </w:r>
-      <w:proofErr w:type="gramStart"/>
-      <w:r>
-        <w:rPr>
-          <w:lang w:val="en-US"/>
-        </w:rPr>
-        <w:t>varchar(</w:t>
-      </w:r>
-      <w:proofErr w:type="gramEnd"/>
-      <w:r>
-        <w:rPr>
-          <w:lang w:val="en-US"/>
-        </w:rPr>
-        <w:t>50));</w:t>
-      </w:r>
-    </w:p>
-    <w:p>
-      <w:pPr>
-        <w:rPr>
-          <w:lang w:val="en-US"/>
-        </w:rPr>
-      </w:pPr>
-    </w:p>
-    <w:p>
-      <w:pPr>
-        <w:rPr>
-          <w:lang w:val="en-US"/>
-        </w:rPr>
-      </w:pPr>
-      <w:r>
-        <w:rPr>
-          <w:lang w:val="en-US"/>
-        </w:rPr>
-        <w:t xml:space="preserve">create table </w:t>
-      </w:r>
-      <w:proofErr w:type="gramStart"/>
-      <w:r>
-        <w:rPr>
-          <w:lang w:val="en-US"/>
-        </w:rPr>
-        <w:t>Creater(</w:t>
-      </w:r>
-      <w:proofErr w:type="gramEnd"/>
-    </w:p>
-    <w:p>
-      <w:pPr>
-        <w:rPr>
-          <w:lang w:val="en-US"/>
-        </w:rPr>
-      </w:pPr>
-      <w:r>
-        <w:rPr>
-          <w:lang w:val="en-US"/>
-        </w:rPr>
-        <w:t xml:space="preserve">CreaterId int primary key </w:t>
-      </w:r>
-      <w:proofErr w:type="gramStart"/>
-      <w:r>
-        <w:rPr>
-          <w:lang w:val="en-US"/>
-        </w:rPr>
-        <w:t>identity(</w:t>
-      </w:r>
-      <w:proofErr w:type="gramEnd"/>
-      <w:r>
-        <w:rPr>
-          <w:lang w:val="en-US"/>
-        </w:rPr>
-        <w:t>1,1),</w:t>
-      </w:r>
-    </w:p>
-    <w:p>
-      <w:pPr>
-        <w:rPr>
-          <w:lang w:val="en-US"/>
-        </w:rPr>
-      </w:pPr>
-      <w:r>
-        <w:rPr>
-          <w:lang w:val="en-US"/>
-        </w:rPr>
-        <w:t xml:space="preserve">CreaterName </w:t>
-      </w:r>
-      <w:proofErr w:type="gramStart"/>
-      <w:r>
-        <w:rPr>
-          <w:lang w:val="en-US"/>
-        </w:rPr>
-        <w:t>varchar(</w:t>
-      </w:r>
-      <w:proofErr w:type="gramEnd"/>
-      <w:r>
-        <w:rPr>
-          <w:lang w:val="en-US"/>
-        </w:rPr>
-        <w:t>50));</w:t>
-      </w:r>
-    </w:p>
-    <w:p>
-      <w:pPr>
-        <w:rPr>
-          <w:lang w:val="en-US"/>
-        </w:rPr>
-      </w:pPr>
-    </w:p>
-    <w:p>
-      <w:pPr>
-        <w:rPr>
-          <w:lang w:val="en-US"/>
-        </w:rPr>
-      </w:pPr>
-      <w:r>
-        <w:rPr>
-          <w:lang w:val="en-US"/>
-        </w:rPr>
-        <w:t xml:space="preserve">create table </w:t>
-      </w:r>
-      <w:proofErr w:type="gramStart"/>
-      <w:r>
-        <w:rPr>
-          <w:lang w:val="en-US"/>
-        </w:rPr>
-        <w:t>Category(</w:t>
-      </w:r>
-      <w:proofErr w:type="gramEnd"/>
-    </w:p>
-    <w:p>
-      <w:pPr>
-        <w:rPr>
-          <w:lang w:val="en-US"/>
-        </w:rPr>
-      </w:pPr>
-      <w:r>
-        <w:rPr>
-          <w:lang w:val="en-US"/>
-        </w:rPr>
-        <w:t xml:space="preserve">CategoryId int primary key </w:t>
-      </w:r>
-      <w:proofErr w:type="gramStart"/>
-      <w:r>
-        <w:rPr>
-          <w:lang w:val="en-US"/>
-        </w:rPr>
-        <w:t>identity(</w:t>
-      </w:r>
-      <w:proofErr w:type="gramEnd"/>
-      <w:r>
-        <w:rPr>
-          <w:lang w:val="en-US"/>
-        </w:rPr>
-        <w:t>1,1),</w:t>
-      </w:r>
-    </w:p>
-    <w:p>
-      <w:pPr>
-        <w:rPr>
-          <w:lang w:val="en-US"/>
-        </w:rPr>
-      </w:pPr>
-      <w:r>
-        <w:rPr>
-          <w:lang w:val="en-US"/>
-        </w:rPr>
-        <w:t xml:space="preserve">CategoryName </w:t>
-      </w:r>
-      <w:proofErr w:type="gramStart"/>
-      <w:r>
-        <w:rPr>
-          <w:lang w:val="en-US"/>
-        </w:rPr>
-        <w:t>varchar(</w:t>
-      </w:r>
-      <w:proofErr w:type="gramEnd"/>
-      <w:r>
-        <w:rPr>
-          <w:lang w:val="en-US"/>
-        </w:rPr>
-        <w:t>50));</w:t>
-      </w:r>
-    </w:p>
-    <w:p>
-      <w:pPr>
-        <w:rPr>
-          <w:lang w:val="en-US"/>
-        </w:rPr>
-      </w:pPr>
-    </w:p>
-    <w:p>
-      <w:pPr>
-        <w:rPr>
-          <w:lang w:val="en-US"/>
-        </w:rPr>
-      </w:pPr>
-      <w:r>
-        <w:rPr>
-          <w:lang w:val="en-US"/>
-        </w:rPr>
-        <w:t xml:space="preserve">create table </w:t>
-      </w:r>
-      <w:proofErr w:type="gramStart"/>
-      <w:r>
-        <w:rPr>
-          <w:lang w:val="en-US"/>
-        </w:rPr>
-        <w:t>Products(</w:t>
-      </w:r>
-      <w:proofErr w:type="gramEnd"/>
-    </w:p>
-    <w:p>
-      <w:pPr>
-        <w:rPr>
-          <w:lang w:val="en-US"/>
-        </w:rPr>
-      </w:pPr>
-      <w:r>
-        <w:rPr>
-          <w:lang w:val="en-US"/>
-        </w:rPr>
-        <w:t xml:space="preserve">ProductsId </w:t>
-      </w:r>
-      <w:proofErr w:type="gramStart"/>
-      <w:r>
-        <w:rPr>
-          <w:lang w:val="en-US"/>
-        </w:rPr>
-        <w:t>varchar(</w:t>
-      </w:r>
-      <w:proofErr w:type="gramEnd"/>
-      <w:r>
-        <w:rPr>
-          <w:lang w:val="en-US"/>
-        </w:rPr>
-        <w:t>50) primary key,</w:t>
-      </w:r>
-    </w:p>
-    <w:p>
-      <w:pPr>
-        <w:rPr>
-          <w:lang w:val="en-US"/>
-        </w:rPr>
-      </w:pPr>
-      <w:r>
-        <w:rPr>
-          <w:lang w:val="en-US"/>
-        </w:rPr>
-        <w:t xml:space="preserve">ProductNameId int foreign key references </w:t>
-      </w:r>
-      <w:proofErr w:type="gramStart"/>
-      <w:r>
-        <w:rPr>
-          <w:lang w:val="en-US"/>
-        </w:rPr>
-        <w:t>ProductName(</w:t>
-      </w:r>
-      <w:proofErr w:type="gramEnd"/>
-      <w:r>
-        <w:rPr>
-          <w:lang w:val="en-US"/>
-        </w:rPr>
-        <w:t>ProductNameId),</w:t>
-      </w:r>
-    </w:p>
-    <w:p>
-      <w:pPr>
-        <w:rPr>
-          <w:lang w:val="en-US"/>
-        </w:rPr>
-      </w:pPr>
-      <w:r>
-        <w:rPr>
-          <w:lang w:val="en-US"/>
-        </w:rPr>
-        <w:t xml:space="preserve">UnitId int foreign key references </w:t>
-      </w:r>
-      <w:proofErr w:type="gramStart"/>
-      <w:r>
-        <w:rPr>
-          <w:lang w:val="en-US"/>
-        </w:rPr>
-        <w:t>Unit(</w:t>
-      </w:r>
-      <w:proofErr w:type="gramEnd"/>
-      <w:r>
-        <w:rPr>
-          <w:lang w:val="en-US"/>
-        </w:rPr>
-        <w:t>UnitId),</w:t>
-      </w:r>
-    </w:p>
-    <w:p>
-      <w:pPr>
-        <w:rPr>
-          <w:lang w:val="en-US"/>
-        </w:rPr>
-      </w:pPr>
-      <w:r>
-        <w:rPr>
-          <w:lang w:val="en-US"/>
-        </w:rPr>
-        <w:t xml:space="preserve">Price </w:t>
-      </w:r>
-      <w:proofErr w:type="gramStart"/>
-      <w:r>
-        <w:rPr>
-          <w:lang w:val="en-US"/>
-        </w:rPr>
-        <w:t>decimal(</w:t>
-      </w:r>
-      <w:proofErr w:type="gramEnd"/>
-      <w:r>
-        <w:rPr>
-          <w:lang w:val="en-US"/>
-        </w:rPr>
-        <w:t>10,2),</w:t>
-      </w:r>
-    </w:p>
-    <w:p>
-      <w:pPr>
-        <w:rPr>
-          <w:lang w:val="en-US"/>
-        </w:rPr>
-      </w:pPr>
-      <w:r>
-        <w:rPr>
-          <w:lang w:val="en-US"/>
-        </w:rPr>
-        <w:t xml:space="preserve">ImporterId int foreign key references </w:t>
-      </w:r>
-      <w:proofErr w:type="gramStart"/>
-      <w:r>
-        <w:rPr>
-          <w:lang w:val="en-US"/>
-        </w:rPr>
-        <w:t>Importer(</w:t>
-      </w:r>
-      <w:proofErr w:type="gramEnd"/>
-      <w:r>
-        <w:rPr>
-          <w:lang w:val="en-US"/>
-        </w:rPr>
-        <w:t>ImporterId),</w:t>
-      </w:r>
-    </w:p>
-    <w:p>
-      <w:pPr>
-        <w:rPr>
-          <w:lang w:val="en-US"/>
-        </w:rPr>
-      </w:pPr>
-      <w:r>
-        <w:rPr>
-          <w:lang w:val="en-US"/>
-        </w:rPr>
-        <w:t xml:space="preserve">CreaterId int foreign key references </w:t>
-      </w:r>
-      <w:proofErr w:type="gramStart"/>
-      <w:r>
-        <w:rPr>
-          <w:lang w:val="en-US"/>
-        </w:rPr>
-        <w:t>Creater(</w:t>
-      </w:r>
-      <w:proofErr w:type="gramEnd"/>
-      <w:r>
-        <w:rPr>
-          <w:lang w:val="en-US"/>
-        </w:rPr>
-        <w:t>CreaterId),</w:t>
-      </w:r>
-    </w:p>
-    <w:p>
-      <w:pPr>
-        <w:rPr>
-          <w:lang w:val="en-US"/>
-        </w:rPr>
-      </w:pPr>
-      <w:r>
-        <w:rPr>
-          <w:lang w:val="en-US"/>
-        </w:rPr>
-        <w:t xml:space="preserve">CategoryId int foreign key references </w:t>
-      </w:r>
-      <w:proofErr w:type="gramStart"/>
-      <w:r>
-        <w:rPr>
-          <w:lang w:val="en-US"/>
-        </w:rPr>
-        <w:t>Category(</w:t>
-      </w:r>
-      <w:proofErr w:type="gramEnd"/>
-      <w:r>
-        <w:rPr>
-          <w:lang w:val="en-US"/>
-        </w:rPr>
-        <w:t>CategoryId),</w:t>
+        <w:t>ImporterId int primary key identity(1,1),</w:t>
+      </w:r>
+    </w:p>
+    <w:p>
+      <w:pPr>
+        <w:rPr>
+          <w:lang w:val="en-US"/>
+        </w:rPr>
+      </w:pPr>
+      <w:r>
+        <w:rPr>
+          <w:lang w:val="en-US"/>
+        </w:rPr>
+        <w:t>ImporterName varchar(50));</w:t>
+      </w:r>
+    </w:p>
+    <w:p>
+      <w:pPr>
+        <w:rPr>
+          <w:lang w:val="en-US"/>
+        </w:rPr>
+      </w:pPr>
+    </w:p>
+    <w:p>
+      <w:pPr>
+        <w:rPr>
+          <w:lang w:val="en-US"/>
+        </w:rPr>
+      </w:pPr>
+      <w:r>
+        <w:rPr>
+          <w:lang w:val="en-US"/>
+        </w:rPr>
+        <w:t>create table Creater(</w:t>
+      </w:r>
+    </w:p>
+    <w:p>
+      <w:pPr>
+        <w:rPr>
+          <w:lang w:val="en-US"/>
+        </w:rPr>
+      </w:pPr>
+      <w:r>
+        <w:rPr>
+          <w:lang w:val="en-US"/>
+        </w:rPr>
+        <w:t>CreaterId int primary key identity(1,1),</w:t>
+      </w:r>
+    </w:p>
+    <w:p>
+      <w:pPr>
+        <w:rPr>
+          <w:lang w:val="en-US"/>
+        </w:rPr>
+      </w:pPr>
+      <w:r>
+        <w:rPr>
+          <w:lang w:val="en-US"/>
+        </w:rPr>
+        <w:t>CreaterName varchar(50));</w:t>
+      </w:r>
+    </w:p>
+    <w:p>
+      <w:pPr>
+        <w:rPr>
+          <w:lang w:val="en-US"/>
+        </w:rPr>
+      </w:pPr>
+    </w:p>
+    <w:p>
+      <w:pPr>
+        <w:rPr>
+          <w:lang w:val="en-US"/>
+        </w:rPr>
+      </w:pPr>
+      <w:r>
+        <w:rPr>
+          <w:lang w:val="en-US"/>
+        </w:rPr>
+        <w:t>create table Category(</w:t>
+      </w:r>
+    </w:p>
+    <w:p>
+      <w:pPr>
+        <w:rPr>
+          <w:lang w:val="en-US"/>
+        </w:rPr>
+      </w:pPr>
+      <w:r>
+        <w:rPr>
+          <w:lang w:val="en-US"/>
+        </w:rPr>
+        <w:t>CategoryId int primary key identity(1,1),</w:t>
+      </w:r>
+    </w:p>
+    <w:p>
+      <w:pPr>
+        <w:rPr>
+          <w:lang w:val="en-US"/>
+        </w:rPr>
+      </w:pPr>
+      <w:r>
+        <w:rPr>
+          <w:lang w:val="en-US"/>
+        </w:rPr>
+        <w:t>CategoryName varchar(50));</w:t>
+      </w:r>
+    </w:p>
+    <w:p>
+      <w:pPr>
+        <w:rPr>
+          <w:lang w:val="en-US"/>
+        </w:rPr>
+      </w:pPr>
+    </w:p>
+    <w:p>
+      <w:pPr>
+        <w:rPr>
+          <w:lang w:val="en-US"/>
+        </w:rPr>
+      </w:pPr>
+      <w:r>
+        <w:rPr>
+          <w:lang w:val="en-US"/>
+        </w:rPr>
+        <w:t>create table Products(</w:t>
+      </w:r>
+    </w:p>
+    <w:p>
+      <w:pPr>
+        <w:rPr>
+          <w:lang w:val="en-US"/>
+        </w:rPr>
+      </w:pPr>
+      <w:r>
+        <w:rPr>
+          <w:lang w:val="en-US"/>
+        </w:rPr>
+        <w:t>ProductsId varchar(50) primary key,</w:t>
+      </w:r>
+    </w:p>
+    <w:p>
+      <w:pPr>
+        <w:rPr>
+          <w:lang w:val="en-US"/>
+        </w:rPr>
+      </w:pPr>
+      <w:r>
+        <w:rPr>
+          <w:lang w:val="en-US"/>
+        </w:rPr>
+        <w:t>ProductNameId int foreign key references ProductName(ProductNameId),</w:t>
+      </w:r>
+    </w:p>
+    <w:p>
+      <w:pPr>
+        <w:rPr>
+          <w:lang w:val="en-US"/>
+        </w:rPr>
+      </w:pPr>
+      <w:r>
+        <w:rPr>
+          <w:lang w:val="en-US"/>
+        </w:rPr>
+        <w:t>UnitId int foreign key references Unit(UnitId),</w:t>
+      </w:r>
+    </w:p>
+    <w:p>
+      <w:pPr>
+        <w:rPr>
+          <w:lang w:val="en-US"/>
+        </w:rPr>
+      </w:pPr>
+      <w:r>
+        <w:rPr>
+          <w:lang w:val="en-US"/>
+        </w:rPr>
+        <w:t>Price decimal(10,2),</w:t>
+      </w:r>
+    </w:p>
+    <w:p>
+      <w:pPr>
+        <w:rPr>
+          <w:lang w:val="en-US"/>
+        </w:rPr>
+      </w:pPr>
+      <w:r>
+        <w:rPr>
+          <w:lang w:val="en-US"/>
+        </w:rPr>
+        <w:t>ImporterId int foreign key references Importer(ImporterId),</w:t>
+      </w:r>
+    </w:p>
+    <w:p>
+      <w:pPr>
+        <w:rPr>
+          <w:lang w:val="en-US"/>
+        </w:rPr>
+      </w:pPr>
+      <w:r>
+        <w:rPr>
+          <w:lang w:val="en-US"/>
+        </w:rPr>
+        <w:t>CreaterId int foreign key references Creater(CreaterId),</w:t>
+      </w:r>
+    </w:p>
+    <w:p>
+      <w:pPr>
+        <w:rPr>
+          <w:lang w:val="en-US"/>
+        </w:rPr>
+      </w:pPr>
+      <w:r>
+        <w:rPr>
+          <w:lang w:val="en-US"/>
+        </w:rPr>
+        <w:t>CategoryId int foreign key references Category(CategoryId),</w:t>
       </w:r>
     </w:p>
     <w:p>
@@ -1079,130 +595,66 @@
         <w:rPr>
           <w:lang w:val="en-US"/>
         </w:rPr>
-        <w:t xml:space="preserve">Info </w:t>
-      </w:r>
-      <w:proofErr w:type="gramStart"/>
-      <w:r>
-        <w:rPr>
-          <w:lang w:val="en-US"/>
-        </w:rPr>
-        <w:t>varchar(</w:t>
-      </w:r>
-      <w:proofErr w:type="gramEnd"/>
-      <w:r>
-        <w:rPr>
-          <w:lang w:val="en-US"/>
-        </w:rPr>
-        <w:t>100),</w:t>
-      </w:r>
-    </w:p>
-    <w:p>
-      <w:pPr>
-        <w:rPr>
-          <w:lang w:val="en-US"/>
-        </w:rPr>
-      </w:pPr>
-      <w:r>
-        <w:rPr>
-          <w:lang w:val="en-US"/>
-        </w:rPr>
-        <w:t xml:space="preserve">Image </w:t>
-      </w:r>
-      <w:proofErr w:type="gramStart"/>
-      <w:r>
-        <w:rPr>
-          <w:lang w:val="en-US"/>
-        </w:rPr>
-        <w:t>varchar(</w:t>
-      </w:r>
-      <w:proofErr w:type="gramEnd"/>
-      <w:r>
-        <w:rPr>
-          <w:lang w:val="en-US"/>
-        </w:rPr>
-        <w:t>50));</w:t>
-      </w:r>
-    </w:p>
-    <w:p>
-      <w:pPr>
-        <w:rPr>
-          <w:lang w:val="en-US"/>
-        </w:rPr>
-      </w:pPr>
-    </w:p>
-    <w:p>
-      <w:pPr>
-        <w:rPr>
-          <w:lang w:val="en-US"/>
-        </w:rPr>
-      </w:pPr>
-      <w:r>
-        <w:rPr>
-          <w:lang w:val="en-US"/>
-        </w:rPr>
-        <w:t xml:space="preserve">create table </w:t>
-      </w:r>
-      <w:proofErr w:type="gramStart"/>
-      <w:r>
-        <w:rPr>
-          <w:lang w:val="en-US"/>
-        </w:rPr>
-        <w:t>StatusName(</w:t>
-      </w:r>
-      <w:proofErr w:type="gramEnd"/>
-    </w:p>
-    <w:p>
-      <w:pPr>
-        <w:rPr>
-          <w:lang w:val="en-US"/>
-        </w:rPr>
-      </w:pPr>
-      <w:r>
-        <w:rPr>
-          <w:lang w:val="en-US"/>
-        </w:rPr>
-        <w:t xml:space="preserve">StatusNameId int primary key </w:t>
-      </w:r>
-      <w:proofErr w:type="gramStart"/>
-      <w:r>
-        <w:rPr>
-          <w:lang w:val="en-US"/>
-        </w:rPr>
-        <w:t>identity(</w:t>
-      </w:r>
-      <w:proofErr w:type="gramEnd"/>
-      <w:r>
-        <w:rPr>
-          <w:lang w:val="en-US"/>
-        </w:rPr>
-        <w:t>1,1),</w:t>
-      </w:r>
-    </w:p>
-    <w:p>
-      <w:pPr>
-        <w:rPr>
-          <w:lang w:val="en-US"/>
-        </w:rPr>
-      </w:pPr>
-      <w:r>
-        <w:rPr>
-          <w:lang w:val="en-US"/>
-        </w:rPr>
-        <w:t xml:space="preserve">StatusType </w:t>
-      </w:r>
-      <w:proofErr w:type="gramStart"/>
-      <w:r>
-        <w:rPr>
-          <w:lang w:val="en-US"/>
-        </w:rPr>
-        <w:t>varchar(</w:t>
-      </w:r>
-      <w:proofErr w:type="gramEnd"/>
-      <w:r>
-        <w:rPr>
-          <w:lang w:val="en-US"/>
-        </w:rPr>
-        <w:t>50));</w:t>
+        <w:t>Info varchar(100),</w:t>
+      </w:r>
+    </w:p>
+    <w:p>
+      <w:pPr>
+        <w:rPr>
+          <w:lang w:val="en-US"/>
+        </w:rPr>
+      </w:pPr>
+      <w:r>
+        <w:rPr>
+          <w:lang w:val="en-US"/>
+        </w:rPr>
+        <w:t>Image varchar(50));</w:t>
+      </w:r>
+    </w:p>
+    <w:p>
+      <w:pPr>
+        <w:rPr>
+          <w:lang w:val="en-US"/>
+        </w:rPr>
+      </w:pPr>
+    </w:p>
+    <w:p>
+      <w:pPr>
+        <w:rPr>
+          <w:lang w:val="en-US"/>
+        </w:rPr>
+      </w:pPr>
+      <w:r>
+        <w:rPr>
+          <w:lang w:val="en-US"/>
+        </w:rPr>
+        <w:t>create table StatusName(</w:t>
+      </w:r>
+    </w:p>
+    <w:p>
+      <w:pPr>
+        <w:rPr>
+          <w:lang w:val="en-US"/>
+        </w:rPr>
+      </w:pPr>
+      <w:r>
+        <w:rPr>
+          <w:lang w:val="en-US"/>
+        </w:rPr>
+        <w:t>StatusNameId int primary key identity(1,1),</w:t>
+      </w:r>
+    </w:p>
+    <w:p>
+      <w:pPr>
+        <w:rPr>
+          <w:lang w:val="en-US"/>
+        </w:rPr>
+      </w:pPr>
+      <w:r>
+        <w:rPr>
+          <w:lang w:val="en-US"/>
+        </w:rPr>
+        <w:t>StatusType varchar(50));</w:t>
       </w:r>
     </w:p>
     <w:p>
@@ -1235,21 +687,7 @@
         <w:rPr>
           <w:lang w:val="en-US"/>
         </w:rPr>
-        <w:t xml:space="preserve">OrdersId int primary key </w:t>
-      </w:r>
-      <w:proofErr w:type="gramStart"/>
-      <w:r>
-        <w:rPr>
-          <w:lang w:val="en-US"/>
-        </w:rPr>
-        <w:t>identity(</w:t>
-      </w:r>
-      <w:proofErr w:type="gramEnd"/>
-      <w:r>
-        <w:rPr>
-          <w:lang w:val="en-US"/>
-        </w:rPr>
-        <w:t>1,1),</w:t>
+        <w:t>OrdersId int primary key identity(1,1),</w:t>
       </w:r>
     </w:p>
     <w:p>
@@ -1301,21 +739,7 @@
         <w:rPr>
           <w:lang w:val="en-US"/>
         </w:rPr>
-        <w:t xml:space="preserve">UserId int foreign key references </w:t>
-      </w:r>
-      <w:proofErr w:type="gramStart"/>
-      <w:r>
-        <w:rPr>
-          <w:lang w:val="en-US"/>
-        </w:rPr>
-        <w:t>Users(</w:t>
-      </w:r>
-      <w:proofErr w:type="gramEnd"/>
-      <w:r>
-        <w:rPr>
-          <w:lang w:val="en-US"/>
-        </w:rPr>
-        <w:t>UserId),</w:t>
+        <w:t>UserId int foreign key references Users(UserId),</w:t>
       </w:r>
     </w:p>
     <w:p>
@@ -1341,162 +765,71 @@
         <w:rPr>
           <w:lang w:val="en-US"/>
         </w:rPr>
-        <w:t xml:space="preserve">StatusNameId int foreign key references </w:t>
-      </w:r>
-      <w:proofErr w:type="gramStart"/>
-      <w:r>
-        <w:rPr>
-          <w:lang w:val="en-US"/>
-        </w:rPr>
-        <w:t>StatusName(</w:t>
-      </w:r>
-      <w:proofErr w:type="gramEnd"/>
-      <w:r>
-        <w:rPr>
-          <w:lang w:val="en-US"/>
-        </w:rPr>
-        <w:t>StatusNameId));</w:t>
-      </w:r>
-    </w:p>
-    <w:p>
-      <w:pPr>
-        <w:rPr>
-          <w:lang w:val="en-US"/>
-        </w:rPr>
-      </w:pPr>
-    </w:p>
-    <w:p>
-      <w:pPr>
-        <w:rPr>
-          <w:lang w:val="en-US"/>
-        </w:rPr>
-      </w:pPr>
-      <w:r>
-        <w:rPr>
-          <w:lang w:val="en-US"/>
-        </w:rPr>
-        <w:t xml:space="preserve">create table </w:t>
-      </w:r>
-      <w:proofErr w:type="gramStart"/>
-      <w:r>
-        <w:rPr>
-          <w:lang w:val="en-US"/>
-        </w:rPr>
-        <w:t>DetailOrders(</w:t>
-      </w:r>
-      <w:proofErr w:type="gramEnd"/>
-    </w:p>
-    <w:p>
-      <w:pPr>
-        <w:rPr>
-          <w:lang w:val="en-US"/>
-        </w:rPr>
-      </w:pPr>
-      <w:r>
-        <w:rPr>
-          <w:lang w:val="en-US"/>
-        </w:rPr>
-        <w:t xml:space="preserve">DetailOrdersId int primary key </w:t>
-      </w:r>
-      <w:proofErr w:type="gramStart"/>
-      <w:r>
-        <w:rPr>
-          <w:lang w:val="en-US"/>
-        </w:rPr>
-        <w:t>identity(</w:t>
-      </w:r>
-      <w:proofErr w:type="gramEnd"/>
-      <w:r>
-        <w:rPr>
-          <w:lang w:val="en-US"/>
-        </w:rPr>
-        <w:t>1,1),</w:t>
-      </w:r>
-    </w:p>
-    <w:p>
-      <w:pPr>
-        <w:rPr>
-          <w:lang w:val="en-US"/>
-        </w:rPr>
-      </w:pPr>
-      <w:r>
-        <w:rPr>
-          <w:lang w:val="en-US"/>
-        </w:rPr>
-        <w:t xml:space="preserve">OrdersId int foreign key references </w:t>
-      </w:r>
-      <w:proofErr w:type="gramStart"/>
-      <w:r>
-        <w:rPr>
-          <w:lang w:val="en-US"/>
-        </w:rPr>
-        <w:t>Orders(</w:t>
-      </w:r>
-      <w:proofErr w:type="gramEnd"/>
-      <w:r>
-        <w:rPr>
-          <w:lang w:val="en-US"/>
-        </w:rPr>
-        <w:t>OrdersId),</w:t>
-      </w:r>
-    </w:p>
-    <w:p>
-      <w:pPr>
-        <w:rPr>
-          <w:lang w:val="en-US"/>
-        </w:rPr>
-      </w:pPr>
-      <w:r>
-        <w:rPr>
-          <w:lang w:val="en-US"/>
-        </w:rPr>
-        <w:t xml:space="preserve">ProductsId </w:t>
-      </w:r>
-      <w:proofErr w:type="gramStart"/>
-      <w:r>
-        <w:rPr>
-          <w:lang w:val="en-US"/>
-        </w:rPr>
-        <w:t>varchar(</w:t>
-      </w:r>
-      <w:proofErr w:type="gramEnd"/>
-      <w:r>
-        <w:rPr>
-          <w:lang w:val="en-US"/>
-        </w:rPr>
-        <w:t xml:space="preserve">50) foreign key references </w:t>
-      </w:r>
-      <w:proofErr w:type="gramStart"/>
-      <w:r>
-        <w:rPr>
-          <w:lang w:val="en-US"/>
-        </w:rPr>
-        <w:t>Products(</w:t>
-      </w:r>
-      <w:proofErr w:type="gramEnd"/>
-      <w:r>
-        <w:rPr>
-          <w:lang w:val="en-US"/>
-        </w:rPr>
-        <w:t>ProductsId),</w:t>
-      </w:r>
-    </w:p>
-    <w:p>
-      <w:proofErr w:type="spellStart"/>
-      <w:r>
-        <w:t>Quantity</w:t>
-      </w:r>
-      <w:proofErr w:type="spellEnd"/>
-      <w:r>
-        <w:t xml:space="preserve"> </w:t>
-      </w:r>
-      <w:proofErr w:type="spellStart"/>
-      <w:r>
-        <w:t>int</w:t>
-      </w:r>
-      <w:proofErr w:type="spellEnd"/>
-      <w:r>
-        <w:t>);</w:t>
+        <w:t>StatusNameId int foreign key references StatusName(StatusNameId));</w:t>
+      </w:r>
+    </w:p>
+    <w:p>
+      <w:pPr>
+        <w:rPr>
+          <w:lang w:val="en-US"/>
+        </w:rPr>
+      </w:pPr>
+    </w:p>
+    <w:p>
+      <w:pPr>
+        <w:rPr>
+          <w:lang w:val="en-US"/>
+        </w:rPr>
+      </w:pPr>
+      <w:r>
+        <w:rPr>
+          <w:lang w:val="en-US"/>
+        </w:rPr>
+        <w:t>create table DetailOrders(</w:t>
+      </w:r>
+    </w:p>
+    <w:p>
+      <w:pPr>
+        <w:rPr>
+          <w:lang w:val="en-US"/>
+        </w:rPr>
+      </w:pPr>
+      <w:r>
+        <w:rPr>
+          <w:lang w:val="en-US"/>
+        </w:rPr>
+        <w:t>DetailOrdersId int primary key identity(1,1),</w:t>
+      </w:r>
+    </w:p>
+    <w:p>
+      <w:pPr>
+        <w:rPr>
+          <w:lang w:val="en-US"/>
+        </w:rPr>
+      </w:pPr>
+      <w:r>
+        <w:rPr>
+          <w:lang w:val="en-US"/>
+        </w:rPr>
+        <w:t>OrdersId int foreign key references Orders(OrdersId),</w:t>
+      </w:r>
+    </w:p>
+    <w:p>
+      <w:pPr>
+        <w:rPr>
+          <w:lang w:val="en-US"/>
+        </w:rPr>
+      </w:pPr>
+      <w:r>
+        <w:rPr>
+          <w:lang w:val="en-US"/>
+        </w:rPr>
+        <w:t>ProductsId varchar(50) foreign key references Products(ProductsId),</w:t>
+      </w:r>
+    </w:p>
+    <w:p>
+      <w:r>
+        <w:t>Quantity int);</w:t>
       </w:r>
     </w:p>
     <w:p/>
@@ -1546,6 +879,9 @@
     </w:p>
     <w:p>
       <w:r>
+        <w:rPr>
+          <w:noProof/>
+        </w:rPr>
         <w:drawing>
           <wp:inline distT="0" distB="0" distL="0" distR="0" wp14:anchorId="77F529A9" wp14:editId="134C2126">
             <wp:extent cx="2705478" cy="4191585"/>
@@ -1590,6 +926,9 @@
         </w:rPr>
       </w:pPr>
       <w:r>
+        <w:rPr>
+          <w:noProof/>
+        </w:rPr>
         <w:lastRenderedPageBreak/>
         <w:drawing>
           <wp:inline distT="0" distB="0" distL="0" distR="0" wp14:anchorId="3BA6400F" wp14:editId="6BA9E9E4">
